--- a/docs/entregable/Guia-Tecnica-y-Guion-Video-Microservicios.docx
+++ b/docs/entregable/Guia-Tecnica-y-Guion-Video-Microservicios.docx
@@ -12176,7 +12176,7 @@
         <w:spacing w:after="60"/>
       </w:pPr>
       <w:r>
-        <w:t>Confirmar en Render que CITAS_ROUTE_ENABLED, ATENCION_ROUTE_ENABLED y CAJA_ROUTE_ENABLED esten en false para compatibilidad del frontend; las pruebas nuevas usan /api/ms.</w:t>
+        <w:t>Las rutas heredadas usan CITAS_LEGACY_ROUTE_ENABLED, ATENCION_LEGACY_ROUTE_ENABLED y CAJA_LEGACY_ROUTE_ENABLED en false para compatibilidad del frontend; las pruebas nuevas usan /api/ms.</w:t>
       </w:r>
     </w:p>
     <w:p>
